--- a/manuscript/CRC_References.docx
+++ b/manuscript/CRC_References.docx
@@ -94,6 +94,32 @@
       </w:r>
       <w:r>
         <w:t>, 962–968 (2018). https://doi.org/10.1038/s41592-018-0176-y</w:t>
+      </w:r>
+    </w:p>
+    <w:p>
+      <w:pPr>
+        <w:pStyle w:val="ListNumber"/>
+      </w:pPr>
+      <w:r>
+        <w:t xml:space="preserve">Imperiale, T.F., Ransohoff, D.F., Itzkowitz, S.H. et al. Multitarget stool DNA testing for colorectal-cancer screening. </w:t>
+      </w:r>
+      <w:r>
+        <w:rPr>
+          <w:i/>
+        </w:rPr>
+        <w:t>N. Engl. J. Med.</w:t>
+      </w:r>
+      <w:r>
+        <w:t xml:space="preserve"> </w:t>
+      </w:r>
+      <w:r>
+        <w:rPr>
+          <w:b/>
+        </w:rPr>
+        <w:t>370</w:t>
+      </w:r>
+      <w:r>
+        <w:t>, 1287–1297 (2014). https://doi.org/10.1056/NEJMoa1311194</w:t>
       </w:r>
     </w:p>
     <w:p>

--- a/manuscript/CRC_References.docx
+++ b/manuscript/CRC_References.docx
@@ -8,6 +8,75 @@
       </w:pPr>
       <w:r>
         <w:t>References</w:t>
+      </w:r>
+    </w:p>
+    <w:p>
+      <w:pPr>
+        <w:pStyle w:val="ListNumber"/>
+      </w:pPr>
+      <w:r>
+        <w:t xml:space="preserve">Annavajhala, M.K., May, M., Compres, G. et al. Relationship of the esophageal microbiome and tissue gene expression and links to the oral microbiome: a randomized clinical trial. </w:t>
+      </w:r>
+      <w:r>
+        <w:rPr>
+          <w:i/>
+        </w:rPr>
+        <w:t>Clin. Transl. Gastroenterol.</w:t>
+      </w:r>
+      <w:r>
+        <w:t xml:space="preserve"> </w:t>
+      </w:r>
+      <w:r>
+        <w:rPr>
+          <w:b/>
+        </w:rPr>
+        <w:t>11</w:t>
+      </w:r>
+      <w:r>
+        <w:t>, e00235 (2020). https://doi.org/10.14309/ctg.0000000000000235</w:t>
+      </w:r>
+    </w:p>
+    <w:p>
+      <w:pPr>
+        <w:pStyle w:val="ListNumber"/>
+      </w:pPr>
+      <w:r>
+        <w:t xml:space="preserve">Austin, G.I., Brown Kav, A., ElNaggar, S. et al. Processing-bias correction with DEBIAS-M improves cross-study generalization of microbiome-based prediction models. </w:t>
+      </w:r>
+      <w:r>
+        <w:rPr>
+          <w:i/>
+        </w:rPr>
+        <w:t>Nat. Microbiol.</w:t>
+      </w:r>
+      <w:r>
+        <w:t xml:space="preserve"> (2025). https://doi.org/10.1038/s41564-025-01954-4</w:t>
+      </w:r>
+    </w:p>
+    <w:p>
+      <w:pPr>
+        <w:pStyle w:val="ListNumber"/>
+      </w:pPr>
+      <w:r>
+        <w:t xml:space="preserve">Austin, G.I., Pe'er, I. &amp; Korem, T. Distributional bias compromises leave-one-out cross-validation. </w:t>
+      </w:r>
+      <w:r>
+        <w:rPr>
+          <w:i/>
+        </w:rPr>
+        <w:t>Sci. Adv.</w:t>
+      </w:r>
+      <w:r>
+        <w:t xml:space="preserve"> </w:t>
+      </w:r>
+      <w:r>
+        <w:rPr>
+          <w:b/>
+        </w:rPr>
+        <w:t>11</w:t>
+      </w:r>
+      <w:r>
+        <w:t>, eadx6976 (2025). https://doi.org/10.1126/sciadv.adx6976</w:t>
       </w:r>
     </w:p>
     <w:p>
@@ -241,6 +310,32 @@
       </w:r>
       <w:r>
         <w:t>, 2416–2429 (2025). https://doi.org/10.1038/s41591-025-03693-9</w:t>
+      </w:r>
+    </w:p>
+    <w:p>
+      <w:pPr>
+        <w:pStyle w:val="ListNumber"/>
+      </w:pPr>
+      <w:r>
+        <w:t xml:space="preserve">Sepich-Poore, G.D., McDonald, D., Kopylova, E. et al. Robustness of cancer microbiome signals over a broad range of methodological variation. </w:t>
+      </w:r>
+      <w:r>
+        <w:rPr>
+          <w:i/>
+        </w:rPr>
+        <w:t>Oncogene</w:t>
+      </w:r>
+      <w:r>
+        <w:t xml:space="preserve"> </w:t>
+      </w:r>
+      <w:r>
+        <w:rPr>
+          <w:b/>
+        </w:rPr>
+        <w:t>43</w:t>
+      </w:r>
+      <w:r>
+        <w:t>, 1127–1148 (2024). https://doi.org/10.1038/s41388-024-02974-w</w:t>
       </w:r>
     </w:p>
     <w:p>

--- a/manuscript/CRC_References.docx
+++ b/manuscript/CRC_References.docx
@@ -8,75 +8,6 @@
       </w:pPr>
       <w:r>
         <w:t>References</w:t>
-      </w:r>
-    </w:p>
-    <w:p>
-      <w:pPr>
-        <w:pStyle w:val="ListNumber"/>
-      </w:pPr>
-      <w:r>
-        <w:t xml:space="preserve">Annavajhala, M.K., May, M., Compres, G. et al. Relationship of the esophageal microbiome and tissue gene expression and links to the oral microbiome: a randomized clinical trial. </w:t>
-      </w:r>
-      <w:r>
-        <w:rPr>
-          <w:i/>
-        </w:rPr>
-        <w:t>Clin. Transl. Gastroenterol.</w:t>
-      </w:r>
-      <w:r>
-        <w:t xml:space="preserve"> </w:t>
-      </w:r>
-      <w:r>
-        <w:rPr>
-          <w:b/>
-        </w:rPr>
-        <w:t>11</w:t>
-      </w:r>
-      <w:r>
-        <w:t>, e00235 (2020). https://doi.org/10.14309/ctg.0000000000000235</w:t>
-      </w:r>
-    </w:p>
-    <w:p>
-      <w:pPr>
-        <w:pStyle w:val="ListNumber"/>
-      </w:pPr>
-      <w:r>
-        <w:t xml:space="preserve">Austin, G.I., Brown Kav, A., ElNaggar, S. et al. Processing-bias correction with DEBIAS-M improves cross-study generalization of microbiome-based prediction models. </w:t>
-      </w:r>
-      <w:r>
-        <w:rPr>
-          <w:i/>
-        </w:rPr>
-        <w:t>Nat. Microbiol.</w:t>
-      </w:r>
-      <w:r>
-        <w:t xml:space="preserve"> (2025). https://doi.org/10.1038/s41564-025-01954-4</w:t>
-      </w:r>
-    </w:p>
-    <w:p>
-      <w:pPr>
-        <w:pStyle w:val="ListNumber"/>
-      </w:pPr>
-      <w:r>
-        <w:t xml:space="preserve">Austin, G.I., Pe'er, I. &amp; Korem, T. Distributional bias compromises leave-one-out cross-validation. </w:t>
-      </w:r>
-      <w:r>
-        <w:rPr>
-          <w:i/>
-        </w:rPr>
-        <w:t>Sci. Adv.</w:t>
-      </w:r>
-      <w:r>
-        <w:t xml:space="preserve"> </w:t>
-      </w:r>
-      <w:r>
-        <w:rPr>
-          <w:b/>
-        </w:rPr>
-        <w:t>11</w:t>
-      </w:r>
-      <w:r>
-        <w:t>, eadx6976 (2025). https://doi.org/10.1126/sciadv.adx6976</w:t>
       </w:r>
     </w:p>
     <w:p>
@@ -310,32 +241,6 @@
       </w:r>
       <w:r>
         <w:t>, 2416–2429 (2025). https://doi.org/10.1038/s41591-025-03693-9</w:t>
-      </w:r>
-    </w:p>
-    <w:p>
-      <w:pPr>
-        <w:pStyle w:val="ListNumber"/>
-      </w:pPr>
-      <w:r>
-        <w:t xml:space="preserve">Sepich-Poore, G.D., McDonald, D., Kopylova, E. et al. Robustness of cancer microbiome signals over a broad range of methodological variation. </w:t>
-      </w:r>
-      <w:r>
-        <w:rPr>
-          <w:i/>
-        </w:rPr>
-        <w:t>Oncogene</w:t>
-      </w:r>
-      <w:r>
-        <w:t xml:space="preserve"> </w:t>
-      </w:r>
-      <w:r>
-        <w:rPr>
-          <w:b/>
-        </w:rPr>
-        <w:t>43</w:t>
-      </w:r>
-      <w:r>
-        <w:t>, 1127–1148 (2024). https://doi.org/10.1038/s41388-024-02974-w</w:t>
       </w:r>
     </w:p>
     <w:p>
